--- a/docs/ho-so/EIDE-CDS-12.4_Dac_ta_nang_luc_tap_4.docx
+++ b/docs/ho-so/EIDE-CDS-12.4_Dac_ta_nang_luc_tap_4.docx
@@ -53121,6 +53121,21 @@
           <w:szCs w:val="24"/>
         </w:rPr>
         <w:t xml:space="preserve">[67] V. T. Công, "EIDE-Rà soát đủ điều kiện phát triển (EIDE_Ra_soat_Du_dieu_kien_Phat_trien.xlsx)," 05/09/2026.</w:t>
+      </w:r>
+    </w:p>
+    <w:p>
+      <w:pPr>
+        <w:spacing w:after="100" w:line="276"/>
+        <w:ind w:left="567" w:hanging="567"/>
+        <w:jc w:val="left"/>
+      </w:pPr>
+      <w:r>
+        <w:rPr>
+          <w:rFonts w:ascii="Times New Roman" w:cs="Times New Roman" w:eastAsia="Times New Roman" w:hAnsi="Times New Roman"/>
+          <w:sz w:val="24"/>
+          <w:szCs w:val="24"/>
+        </w:rPr>
+        <w:t xml:space="preserve">[68] Anthropic, "Claude Code documentation — memory (CLAUDE.md), slash commands, hooks, settings," Claude Docs, 2026. [Online]. Available: https://docs.claude.com/en/docs/claude-code</w:t>
       </w:r>
     </w:p>
     <w:sectPr>

--- a/docs/ho-so/EIDE-CDS-12.4_Dac_ta_nang_luc_tap_4.docx
+++ b/docs/ho-so/EIDE-CDS-12.4_Dac_ta_nang_luc_tap_4.docx
@@ -1264,7 +1264,23 @@
           <w:sz w:val="26"/>
           <w:szCs w:val="26"/>
         </w:rPr>
-        <w:t xml:space="preserve">Mỗi năng lực là một mục gồm: bảng hợp đồng (lớp rủi ro, mức tự chủ, grounding, điều kiện hỏi, hoàn tác, mốc, ví dụ gọi, test), JSON Schema tham số vào và kết quả ra theo mẫu số chung (object/string/number/integer/boolean/array/enum; sâu ≤ 3; không anyOf/$ref) [19], các bước thực hiện (thuật toán ở mức lập trình được, có tham chiếu tới tài liệu nền: CXD-10 ngữ cảnh, MEM-11 bộ nhớ, POL-17 chính sách, PRS-16 prompt, SEC-25 sandbox, TGT-19 phần cứng, SIM-20 mô phỏng), và mã lỗi (API-15 §6). Khai báo YAML tương ứng nằm trong `capabilities/&lt;ns&gt;.yaml` và là thứ Capability Registry nạp; tài liệu này là bản đọc cho người của cùng dữ liệu. Router luôn thực hiện các bước chung trước khi vào năng lực: kiểm input_schema → grounding → policy.decide → thực thi → ledger → đăng ký hoàn tác (SDD-04 §4.0), nên các bước dưới đây không lặp lại phần chung. Quy ước mức: T1 AI làm trọn; T1* tự làm khi chính sách có bằng chứng; T2 AI làm — người duyệt; T3 người làm.</w:t>
+        <w:t xml:space="preserve">Mỗi năng lực là một mục gồm: bảng hợp đồng (lớp rủi ro, mức tự chủ, grounding, điều kiện hỏi, hoàn tác, mốc, ví dụ gọi, test), JSON Schema tham số vào và kết quả ra theo mẫu số chung (object/string/number/integer/boolean/array/enum; sâu ≤ 3; không anyOf/$ref) [19], các bước thực hiện (thuật toán ở mức lập trình được, có tham chiếu tới tài liệu nền: CXD-10 ngữ cảnh, MEM-11 bộ nhớ, POL-17 chính sách, PRS-16 prompt, SEC-25 sandbox, TGT-19 phần cứng, SIM-20 mô phỏng), và mã lỗi (API-15 §6). Khai báo YAML tương ứng nằm trong </w:t>
+      </w:r>
+      <w:r>
+        <w:rPr>
+          <w:rFonts w:ascii="Consolas" w:cs="Consolas" w:eastAsia="Consolas" w:hAnsi="Consolas"/>
+          <w:sz w:val="22"/>
+          <w:szCs w:val="22"/>
+        </w:rPr>
+        <w:t xml:space="preserve">capabilities/&lt;ns&gt;.yaml</w:t>
+      </w:r>
+      <w:r>
+        <w:rPr>
+          <w:rFonts w:ascii="Times New Roman" w:cs="Times New Roman" w:eastAsia="Times New Roman" w:hAnsi="Times New Roman"/>
+          <w:sz w:val="26"/>
+          <w:szCs w:val="26"/>
+        </w:rPr>
+        <w:t xml:space="preserve"> và là thứ Capability Registry nạp; tài liệu này là bản đọc cho người của cùng dữ liệu. Router luôn thực hiện các bước chung trước khi vào năng lực: kiểm input_schema → grounding → policy.decide → thực thi → ledger → đăng ký hoàn tác (SDD-04 §4.0), nên các bước dưới đây không lặp lại phần chung. Quy ước mức: T1 AI làm trọn; T1* tự làm khi chính sách có bằng chứng; T2 AI làm — người duyệt; T3 người làm.</w:t>
       </w:r>
     </w:p>
     <w:p>
